--- a/00-首页/题组Word/初赛模拟卷/初赛模拟卷IV（非有机·学生版）.docx
+++ b/00-首页/题组Word/初赛模拟卷/初赛模拟卷IV（非有机·学生版）.docx
@@ -55,6 +55,7 @@
     <w:p>
       <w:pPr>
         <w:pStyle w:val="BlockText"/>
+        <w:ind w:firstLine="420"/>
       </w:pPr>
       <w:r>
         <w:rPr>
@@ -508,6 +509,7 @@
     <w:p>
       <w:pPr>
         <w:pStyle w:val="FirstParagraph"/>
+        <w:ind w:firstLine="420"/>
       </w:pPr>
       <w:r>
         <w:rPr>
@@ -573,6 +575,7 @@
     <w:p>
       <w:pPr>
         <w:pStyle w:val="BodyText"/>
+        <w:ind w:firstLine="420"/>
       </w:pPr>
       <w:r>
         <w:rPr>
@@ -674,6 +677,7 @@
     <w:p>
       <w:pPr>
         <w:pStyle w:val="BodyText"/>
+        <w:ind w:firstLine="420"/>
       </w:pPr>
       <w:r>
         <w:rPr>
@@ -775,6 +779,7 @@
     <w:p>
       <w:pPr>
         <w:pStyle w:val="BodyText"/>
+        <w:ind w:firstLine="420"/>
       </w:pPr>
       <w:r>
         <w:rPr>
@@ -864,6 +869,7 @@
     <w:p>
       <w:pPr>
         <w:pStyle w:val="BodyText"/>
+        <w:ind w:firstLine="420"/>
       </w:pPr>
       <w:r>
         <w:rPr>
@@ -977,6 +983,7 @@
     <w:p>
       <w:pPr>
         <w:pStyle w:val="BodyText"/>
+        <w:ind w:firstLine="420"/>
       </w:pPr>
       <w:r>
         <w:rPr>
@@ -1174,6 +1181,7 @@
     <w:p>
       <w:pPr>
         <w:pStyle w:val="FirstParagraph"/>
+        <w:ind w:firstLine="420"/>
       </w:pPr>
       <w:r>
         <w:rPr>
@@ -1203,6 +1211,7 @@
     <w:p>
       <w:pPr>
         <w:pStyle w:val="BodyText"/>
+        <w:ind w:firstLine="420"/>
       </w:pPr>
       <w:r>
         <w:rPr>
@@ -1311,6 +1320,7 @@
     <w:p>
       <w:pPr>
         <w:pStyle w:val="BodyText"/>
+        <w:ind w:firstLine="420"/>
       </w:pPr>
       <w:r>
         <w:rPr>
@@ -1340,6 +1350,7 @@
     <w:p>
       <w:pPr>
         <w:pStyle w:val="BodyText"/>
+        <w:ind w:firstLine="420"/>
       </w:pPr>
       <w:r>
         <w:rPr>
@@ -1495,6 +1506,7 @@
     <w:p>
       <w:pPr>
         <w:pStyle w:val="BodyText"/>
+        <w:ind w:firstLine="420"/>
       </w:pPr>
       <w:r>
         <w:rPr>
@@ -1674,6 +1686,7 @@
     <w:p>
       <w:pPr>
         <w:pStyle w:val="BodyText"/>
+        <w:ind w:firstLine="420"/>
       </w:pPr>
       <w:r>
         <w:rPr>
@@ -1939,6 +1952,7 @@
     <w:p>
       <w:pPr>
         <w:pStyle w:val="BodyText"/>
+        <w:ind w:firstLine="420"/>
       </w:pPr>
       <w:r>
         <w:rPr>
@@ -1982,6 +1996,7 @@
     <w:p>
       <w:pPr>
         <w:pStyle w:val="BodyText"/>
+        <w:ind w:firstLine="420"/>
       </w:pPr>
       <w:r>
         <w:rPr>
@@ -2085,6 +2100,7 @@
     <w:p>
       <w:pPr>
         <w:pStyle w:val="FirstParagraph"/>
+        <w:ind w:firstLine="420"/>
       </w:pPr>
       <w:r>
         <w:rPr>
@@ -2646,6 +2662,7 @@
     <w:p>
       <w:pPr>
         <w:pStyle w:val="BodyText"/>
+        <w:ind w:firstLine="420"/>
       </w:pPr>
       <w:r>
         <w:rPr>
@@ -2725,6 +2742,7 @@
     <w:p>
       <w:pPr>
         <w:pStyle w:val="BodyText"/>
+        <w:ind w:firstLine="420"/>
       </w:pPr>
       <w:r>
         <w:rPr>
@@ -2843,6 +2861,7 @@
     <w:p>
       <w:pPr>
         <w:pStyle w:val="BodyText"/>
+        <w:ind w:firstLine="420"/>
       </w:pPr>
       <w:r>
         <w:rPr>
@@ -2997,6 +3016,7 @@
     <w:p>
       <w:pPr>
         <w:pStyle w:val="BodyText"/>
+        <w:ind w:firstLine="420"/>
       </w:pPr>
       <w:r>
         <w:rPr>
@@ -3040,6 +3060,7 @@
     <w:p>
       <w:pPr>
         <w:pStyle w:val="BodyText"/>
+        <w:ind w:firstLine="420"/>
       </w:pPr>
       <w:r>
         <w:rPr>
@@ -3257,6 +3278,7 @@
     <w:p>
       <w:pPr>
         <w:pStyle w:val="FirstParagraph"/>
+        <w:ind w:firstLine="420"/>
       </w:pPr>
       <w:r>
         <w:rPr>
@@ -3804,6 +3826,7 @@
     <w:p>
       <w:pPr>
         <w:pStyle w:val="FirstParagraph"/>
+        <w:ind w:firstLine="420"/>
       </w:pPr>
       <w:r>
         <w:rPr>
@@ -3821,6 +3844,7 @@
     <w:p>
       <w:pPr>
         <w:pStyle w:val="BodyText"/>
+        <w:ind w:firstLine="420"/>
       </w:pPr>
       <w:r>
         <w:rPr>
@@ -3901,6 +3925,7 @@
     <w:p>
       <w:pPr>
         <w:pStyle w:val="BodyText"/>
+        <w:ind w:firstLine="420"/>
       </w:pPr>
       <w:r>
         <w:rPr>
@@ -4150,6 +4175,7 @@
     <w:p>
       <w:pPr>
         <w:pStyle w:val="BodyText"/>
+        <w:ind w:firstLine="420"/>
       </w:pPr>
       <w:r>
         <w:rPr>
@@ -4265,6 +4291,7 @@
     <w:p>
       <w:pPr>
         <w:pStyle w:val="BodyText"/>
+        <w:ind w:firstLine="420"/>
       </w:pPr>
       <w:r>
         <w:rPr>
@@ -4392,6 +4419,7 @@
     <w:p>
       <w:pPr>
         <w:pStyle w:val="FirstParagraph"/>
+        <w:ind w:firstLine="420"/>
       </w:pPr>
       <w:r>
         <w:rPr>
@@ -4527,6 +4555,7 @@
     <w:p>
       <w:pPr>
         <w:pStyle w:val="BodyText"/>
+        <w:ind w:firstLine="420"/>
       </w:pPr>
       <w:r>
         <w:rPr>
@@ -4606,6 +4635,7 @@
     <w:p>
       <w:pPr>
         <w:pStyle w:val="BodyText"/>
+        <w:ind w:firstLine="420"/>
       </w:pPr>
       <w:r>
         <w:rPr>
@@ -4679,6 +4709,7 @@
     <w:p>
       <w:pPr>
         <w:pStyle w:val="BodyText"/>
+        <w:ind w:firstLine="420"/>
       </w:pPr>
       <w:r>
         <w:rPr>
@@ -4764,6 +4795,7 @@
     <w:p>
       <w:pPr>
         <w:pStyle w:val="BodyText"/>
+        <w:ind w:firstLine="420"/>
       </w:pPr>
       <w:r>
         <w:rPr>
@@ -4946,6 +4978,7 @@
     <w:p>
       <w:pPr>
         <w:pStyle w:val="FirstParagraph"/>
+        <w:ind w:firstLine="420"/>
       </w:pPr>
       <w:r>
         <w:rPr>
@@ -5147,6 +5180,7 @@
     <w:p>
       <w:pPr>
         <w:pStyle w:val="BodyText"/>
+        <w:ind w:firstLine="420"/>
       </w:pPr>
       <w:r>
         <w:rPr>
@@ -5190,6 +5224,7 @@
     <w:p>
       <w:pPr>
         <w:pStyle w:val="BodyText"/>
+        <w:ind w:firstLine="420"/>
       </w:pPr>
       <w:r>
         <w:rPr>
@@ -5245,6 +5280,7 @@
     <w:p>
       <w:pPr>
         <w:pStyle w:val="BodyText"/>
+        <w:ind w:firstLine="420"/>
       </w:pPr>
       <w:r>
         <w:rPr>
@@ -5440,6 +5476,7 @@
     <w:p>
       <w:pPr>
         <w:pStyle w:val="FirstParagraph"/>
+        <w:ind w:firstLine="420"/>
       </w:pPr>
       <w:r>
         <w:rPr>
@@ -5533,6 +5570,7 @@
     <w:p>
       <w:pPr>
         <w:pStyle w:val="BodyText"/>
+        <w:ind w:firstLine="420"/>
       </w:pPr>
       <w:r>
         <w:rPr>
@@ -5556,6 +5594,7 @@
     <w:p>
       <w:pPr>
         <w:pStyle w:val="BodyText"/>
+        <w:ind w:firstLine="420"/>
       </w:pPr>
       <w:r>
         <w:rPr>
@@ -5591,6 +5630,7 @@
     <w:p>
       <w:pPr>
         <w:pStyle w:val="BodyText"/>
+        <w:ind w:firstLine="420"/>
       </w:pPr>
       <w:r>
         <w:rPr>
@@ -5632,6 +5672,7 @@
     <w:p>
       <w:pPr>
         <w:pStyle w:val="BodyText"/>
+        <w:ind w:firstLine="420"/>
       </w:pPr>
       <w:r>
         <w:rPr>
@@ -5655,6 +5696,7 @@
     <w:p>
       <w:pPr>
         <w:pStyle w:val="BodyText"/>
+        <w:ind w:firstLine="420"/>
       </w:pPr>
       <w:r>
         <w:rPr>
@@ -5678,6 +5720,7 @@
     <w:p>
       <w:pPr>
         <w:pStyle w:val="BodyText"/>
+        <w:ind w:firstLine="420"/>
       </w:pPr>
       <w:r>
         <w:rPr>
@@ -5824,6 +5867,7 @@
     <w:p>
       <w:pPr>
         <w:pStyle w:val="BodyText"/>
+        <w:ind w:firstLine="420"/>
       </w:pPr>
       <w:r>
         <w:rPr>
@@ -5919,6 +5963,7 @@
     <w:p>
       <w:pPr>
         <w:pStyle w:val="FirstParagraph"/>
+        <w:ind w:firstLine="420"/>
       </w:pPr>
       <w:r>
         <w:rPr>
@@ -6102,6 +6147,7 @@
     <w:p>
       <w:pPr>
         <w:pStyle w:val="BodyText"/>
+        <w:ind w:firstLine="420"/>
       </w:pPr>
       <w:r>
         <w:rPr>
@@ -6593,6 +6639,7 @@
     <w:p>
       <w:pPr>
         <w:pStyle w:val="BodyText"/>
+        <w:ind w:firstLine="420"/>
       </w:pPr>
       <w:r>
         <w:rPr>
@@ -6883,6 +6930,7 @@
     <w:p>
       <w:pPr>
         <w:pStyle w:val="BodyText"/>
+        <w:ind w:firstLine="420"/>
       </w:pPr>
       <w:r>
         <w:rPr>
@@ -7223,6 +7271,7 @@
     <w:p>
       <w:pPr>
         <w:pStyle w:val="BodyText"/>
+        <w:ind w:firstLine="420"/>
       </w:pPr>
       <w:r>
         <w:rPr>
@@ -7430,6 +7479,7 @@
     <w:p>
       <w:pPr>
         <w:pStyle w:val="BodyText"/>
+        <w:ind w:firstLine="420"/>
       </w:pPr>
       <w:r>
         <w:rPr>
@@ -7901,6 +7951,7 @@
     <w:p>
       <w:pPr>
         <w:pStyle w:val="FirstParagraph"/>
+        <w:ind w:firstLine="420"/>
       </w:pPr>
       <w:r>
         <w:rPr>
@@ -8062,6 +8113,7 @@
     <w:p>
       <w:pPr>
         <w:pStyle w:val="BodyText"/>
+        <w:ind w:firstLine="420"/>
       </w:pPr>
       <w:r>
         <w:rPr>
@@ -8213,6 +8265,7 @@
     <w:p>
       <w:pPr>
         <w:pStyle w:val="BodyText"/>
+        <w:ind w:firstLine="420"/>
       </w:pPr>
       <w:r>
         <w:rPr>
@@ -8294,6 +8347,7 @@
     <w:p>
       <w:pPr>
         <w:pStyle w:val="BodyText"/>
+        <w:ind w:firstLine="420"/>
       </w:pPr>
       <w:r>
         <w:rPr>
@@ -8361,6 +8415,7 @@
     <w:p>
       <w:pPr>
         <w:pStyle w:val="BodyText"/>
+        <w:ind w:firstLine="420"/>
       </w:pPr>
       <w:r>
         <w:rPr>
@@ -8548,6 +8603,7 @@
     <w:p>
       <w:pPr>
         <w:pStyle w:val="BodyText"/>
+        <w:ind w:firstLine="420"/>
       </w:pPr>
       <w:r>
         <w:rPr>
@@ -8798,6 +8854,7 @@
     <w:p>
       <w:pPr>
         <w:pStyle w:val="BodyText"/>
+        <w:ind w:firstLine="420"/>
       </w:pPr>
       <w:r>
         <w:rPr>
@@ -8913,6 +8970,7 @@
     <w:p>
       <w:pPr>
         <w:pStyle w:val="BodyText"/>
+        <w:ind w:firstLine="420"/>
       </w:pPr>
       <w:r>
         <w:rPr>
@@ -9108,6 +9166,7 @@
     <w:p>
       <w:pPr>
         <w:pStyle w:val="FirstParagraph"/>
+        <w:ind w:firstLine="420"/>
       </w:pPr>
       <w:r>
         <w:rPr>
@@ -9221,6 +9280,7 @@
     <w:p>
       <w:pPr>
         <w:pStyle w:val="BodyText"/>
+        <w:ind w:firstLine="420"/>
       </w:pPr>
       <w:r>
         <w:rPr>
@@ -9375,6 +9435,7 @@
     <w:p>
       <w:pPr>
         <w:pStyle w:val="BodyText"/>
+        <w:ind w:firstLine="420"/>
       </w:pPr>
       <w:r>
         <w:rPr>
@@ -9520,6 +9581,7 @@
     <w:p>
       <w:pPr>
         <w:pStyle w:val="BodyText"/>
+        <w:ind w:firstLine="420"/>
       </w:pPr>
       <w:r>
         <w:rPr>
@@ -9651,6 +9713,7 @@
     <w:p>
       <w:pPr>
         <w:pStyle w:val="BodyText"/>
+        <w:ind w:firstLine="420"/>
       </w:pPr>
       <w:r>
         <w:rPr>
@@ -9804,6 +9867,7 @@
     <w:p>
       <w:pPr>
         <w:pStyle w:val="BodyText"/>
+        <w:ind w:firstLine="420"/>
       </w:pPr>
       <w:r>
         <w:rPr>
@@ -9909,6 +9973,7 @@
     <w:p>
       <w:pPr>
         <w:pStyle w:val="BodyText"/>
+        <w:ind w:firstLine="420"/>
       </w:pPr>
       <w:r>
         <w:rPr>
@@ -10186,6 +10251,7 @@
     <w:p>
       <w:pPr>
         <w:pStyle w:val="FirstParagraph"/>
+        <w:ind w:firstLine="420"/>
       </w:pPr>
       <w:r>
         <w:rPr>
@@ -10227,6 +10293,7 @@
     <w:p>
       <w:pPr>
         <w:pStyle w:val="BodyText"/>
+        <w:ind w:firstLine="420"/>
       </w:pPr>
       <w:r>
         <w:rPr>
@@ -10391,6 +10458,7 @@
     <w:p>
       <w:pPr>
         <w:pStyle w:val="BodyText"/>
+        <w:ind w:firstLine="420"/>
       </w:pPr>
       <w:r>
         <w:rPr>
@@ -10523,6 +10591,7 @@
     <w:p>
       <w:pPr>
         <w:pStyle w:val="BodyText"/>
+        <w:ind w:firstLine="420"/>
       </w:pPr>
       <w:r>
         <w:rPr>
@@ -10814,6 +10883,7 @@
     <w:p>
       <w:pPr>
         <w:pStyle w:val="FirstParagraph"/>
+        <w:ind w:firstLine="420"/>
       </w:pPr>
       <w:r>
         <w:rPr>
@@ -10885,6 +10955,7 @@
     <w:p>
       <w:pPr>
         <w:pStyle w:val="BodyText"/>
+        <w:ind w:firstLine="420"/>
       </w:pPr>
       <w:r>
         <w:rPr>
@@ -10908,6 +10979,7 @@
     <w:p>
       <w:pPr>
         <w:pStyle w:val="BodyText"/>
+        <w:ind w:firstLine="420"/>
       </w:pPr>
       <w:r>
         <w:rPr>
@@ -11264,6 +11336,7 @@
     <w:p>
       <w:pPr>
         <w:pStyle w:val="BodyText"/>
+        <w:ind w:firstLine="420"/>
       </w:pPr>
       <w:r>
         <w:rPr>
@@ -11287,6 +11360,7 @@
     <w:p>
       <w:pPr>
         <w:pStyle w:val="BodyText"/>
+        <w:ind w:firstLine="420"/>
       </w:pPr>
       <w:r>
         <w:rPr>
@@ -11322,6 +11396,7 @@
     <w:p>
       <w:pPr>
         <w:pStyle w:val="BodyText"/>
+        <w:ind w:firstLine="420"/>
       </w:pPr>
       <w:r>
         <w:rPr>
@@ -11357,6 +11432,7 @@
     <w:p>
       <w:pPr>
         <w:pStyle w:val="BodyText"/>
+        <w:ind w:firstLine="420"/>
       </w:pPr>
       <w:r>
         <w:rPr>
@@ -11424,6 +11500,7 @@
     <w:p>
       <w:pPr>
         <w:pStyle w:val="BodyText"/>
+        <w:ind w:firstLine="420"/>
       </w:pPr>
       <w:r>
         <w:rPr>
@@ -11447,6 +11524,7 @@
     <w:p>
       <w:pPr>
         <w:pStyle w:val="BodyText"/>
+        <w:ind w:firstLine="420"/>
       </w:pPr>
       <w:r>
         <w:rPr>
@@ -11542,6 +11620,7 @@
     <w:p>
       <w:pPr>
         <w:pStyle w:val="FirstParagraph"/>
+        <w:ind w:firstLine="420"/>
       </w:pPr>
       <w:r>
         <w:rPr>
@@ -11709,6 +11788,7 @@
     <w:p>
       <w:pPr>
         <w:pStyle w:val="BodyText"/>
+        <w:ind w:firstLine="420"/>
       </w:pPr>
       <w:r>
         <w:rPr>
@@ -11776,6 +11856,7 @@
     <w:p>
       <w:pPr>
         <w:pStyle w:val="BodyText"/>
+        <w:ind w:firstLine="420"/>
       </w:pPr>
       <w:r>
         <w:rPr>
@@ -11820,6 +11901,7 @@
       <w:pPr>
         <w:pStyle w:val="BodyText"/>
         <w:spacing w:after="80"/>
+        <w:ind w:firstLine="420"/>
       </w:pPr>
       <w:r>
         <w:rPr>
@@ -11890,6 +11972,15 @@
         <w:tblW w:type="pct" w:w="5000"/>
         <w:tblLayout w:type="fixed"/>
         <w:tblLook w:firstRow="1" w:lastRow="0" w:firstColumn="0" w:lastColumn="0" w:noHBand="0" w:noVBand="0" w:val="0020"/>
+        <w:jc w:val="center"/>
+        <w:tblBorders>
+          <w:top w:val="single" w:sz="12" w:space="0" w:color="333333"/>
+          <w:bottom w:val="single" w:sz="12" w:space="0" w:color="333333"/>
+          <w:left w:val="none"/>
+          <w:right w:val="none"/>
+          <w:insideH w:val="none"/>
+          <w:insideV w:val="none"/>
+        </w:tblBorders>
       </w:tblPr>
       <w:tblGrid>
         <w:gridCol w:w="2640"/>
@@ -11901,7 +11992,11 @@
           <w:tblHeader w:val="on"/>
         </w:trPr>
         <w:tc>
-          <w:tcPr/>
+          <w:tcPr>
+            <w:tcBorders>
+              <w:bottom w:val="single" w:sz="6" w:space="0" w:color="333333"/>
+            </w:tcBorders>
+          </w:tcPr>
           <w:p>
             <w:pPr>
               <w:pStyle w:val="Compact"/>
@@ -11917,7 +12012,11 @@
           </w:p>
         </w:tc>
         <w:tc>
-          <w:tcPr/>
+          <w:tcPr>
+            <w:tcBorders>
+              <w:bottom w:val="single" w:sz="6" w:space="0" w:color="333333"/>
+            </w:tcBorders>
+          </w:tcPr>
           <w:p>
             <w:pPr>
               <w:pStyle w:val="Compact"/>
@@ -12013,7 +12112,11 @@
           </w:p>
         </w:tc>
         <w:tc>
-          <w:tcPr/>
+          <w:tcPr>
+            <w:tcBorders>
+              <w:bottom w:val="single" w:sz="6" w:space="0" w:color="333333"/>
+            </w:tcBorders>
+          </w:tcPr>
           <w:p>
             <w:pPr>
               <w:pStyle w:val="Compact"/>
@@ -12537,6 +12640,7 @@
     <w:p>
       <w:pPr>
         <w:pStyle w:val="FirstParagraph"/>
+        <w:ind w:firstLine="420"/>
       </w:pPr>
       <w:r>
         <w:rPr>
@@ -12694,6 +12798,7 @@
     <w:p>
       <w:pPr>
         <w:pStyle w:val="BodyText"/>
+        <w:ind w:firstLine="420"/>
       </w:pPr>
       <w:r>
         <w:rPr>
@@ -12895,6 +13000,7 @@
     <w:p>
       <w:pPr>
         <w:pStyle w:val="BodyText"/>
+        <w:ind w:firstLine="420"/>
       </w:pPr>
       <w:r>
         <w:rPr>
@@ -13462,6 +13568,7 @@
     <w:p>
       <w:pPr>
         <w:pStyle w:val="FirstParagraph"/>
+        <w:ind w:firstLine="420"/>
       </w:pPr>
       <w:r>
         <w:rPr>
@@ -13752,6 +13859,7 @@
     <w:p>
       <w:pPr>
         <w:pStyle w:val="BodyText"/>
+        <w:ind w:firstLine="420"/>
       </w:pPr>
       <w:r>
         <w:rPr>
@@ -13887,6 +13995,7 @@
     <w:p>
       <w:pPr>
         <w:pStyle w:val="BlockText"/>
+        <w:ind w:firstLine="420"/>
       </w:pPr>
       <w:r>
         <w:rPr>
